--- a/latestCV/Maninder-Singh-Shopware-Developer.docx
+++ b/latestCV/Maninder-Singh-Shopware-Developer.docx
@@ -69,7 +69,7 @@
         </w:rPr>
         <w:t xml:space="preserve">  |  </w:t>
       </w:r>
-      <w:hyperlink w:history="1" r:id="rIdx77jmrrr6usp9ukbz0ia2">
+      <w:hyperlink w:history="1" r:id="rIdgtqxhzohr0dqxrbxn1ysy">
         <w:r>
           <w:rPr>
             <w:b/>
@@ -91,7 +91,7 @@
         </w:rPr>
         <w:t xml:space="preserve">  |  </w:t>
       </w:r>
-      <w:hyperlink w:history="1" r:id="rId-96ksukivwmb4zpwxaakr">
+      <w:hyperlink w:history="1" r:id="rIdfnbxcxmkuj_yudj3e1qhp">
         <w:r>
           <w:rPr>
             <w:b/>
@@ -1140,7 +1140,7 @@
         </w:numPr>
         <w:spacing w:after="20"/>
       </w:pPr>
-      <w:hyperlink w:history="1" r:id="rId4quqdfyeu4jxjot_2fxas">
+      <w:hyperlink w:history="1" r:id="rIdxfaily5gs9k-ex-_nccdd">
         <w:r>
           <w:rPr>
             <w:b/>
@@ -1172,7 +1172,7 @@
         </w:numPr>
         <w:spacing w:after="20"/>
       </w:pPr>
-      <w:hyperlink w:history="1" r:id="rIdfcieao5r9cthfyobiweoh">
+      <w:hyperlink w:history="1" r:id="rId-_2_20wsjoaw0sod3gkry">
         <w:r>
           <w:rPr>
             <w:b/>
@@ -1204,7 +1204,7 @@
         </w:numPr>
         <w:spacing w:after="20"/>
       </w:pPr>
-      <w:hyperlink w:history="1" r:id="rIdkpxoigum2pbzctdcqiohw">
+      <w:hyperlink w:history="1" r:id="rIdeuymr7xwfhd14yvmm9ksc">
         <w:r>
           <w:rPr>
             <w:b/>
@@ -1236,7 +1236,7 @@
         </w:numPr>
         <w:spacing w:after="20"/>
       </w:pPr>
-      <w:hyperlink w:history="1" r:id="rIddm2chyynvn3vovuxd832v">
+      <w:hyperlink w:history="1" r:id="rIda0whykjn_sygzn011lfgj">
         <w:r>
           <w:rPr>
             <w:b/>
@@ -1268,7 +1268,7 @@
         </w:numPr>
         <w:spacing w:after="20"/>
       </w:pPr>
-      <w:hyperlink w:history="1" r:id="rIdnvgpdexggy-dsornxzlwl">
+      <w:hyperlink w:history="1" r:id="rIdlihy5ny4h0whgdhfccw_4">
         <w:r>
           <w:rPr>
             <w:b/>
@@ -1300,7 +1300,7 @@
         </w:numPr>
         <w:spacing w:after="20"/>
       </w:pPr>
-      <w:hyperlink w:history="1" r:id="rIdqzie7hwir_vnu3srkznhy">
+      <w:hyperlink w:history="1" r:id="rIdgn6-lizoneruzjalnm0km">
         <w:r>
           <w:rPr>
             <w:b/>
@@ -1348,7 +1348,7 @@
         </w:numPr>
         <w:spacing w:after="20"/>
       </w:pPr>
-      <w:hyperlink w:history="1" r:id="rIdwgf8vvnlpannve6zpjav9">
+      <w:hyperlink w:history="1" r:id="rIdpv5kac1d55yntmhimvv7e">
         <w:r>
           <w:rPr>
             <w:b/>
@@ -1380,7 +1380,7 @@
         </w:numPr>
         <w:spacing w:after="20"/>
       </w:pPr>
-      <w:hyperlink w:history="1" r:id="rIdgshdf9uubz_uhul5dxgcd">
+      <w:hyperlink w:history="1" r:id="rIduenogc-mjdt9hxwigxpbx">
         <w:r>
           <w:rPr>
             <w:b/>
@@ -1412,7 +1412,7 @@
         </w:numPr>
         <w:spacing w:after="20"/>
       </w:pPr>
-      <w:hyperlink w:history="1" r:id="rIdvgk5tzapva4lq4hewpllv">
+      <w:hyperlink w:history="1" r:id="rIdq-pos2ucjf8_mldsrdvqk">
         <w:r>
           <w:rPr>
             <w:b/>
@@ -1460,7 +1460,7 @@
         </w:numPr>
         <w:spacing w:after="20"/>
       </w:pPr>
-      <w:hyperlink w:history="1" r:id="rIdsy2ya6lnqsotp6iqxulzi">
+      <w:hyperlink w:history="1" r:id="rIdz22airmzkxruntrtlddl7">
         <w:r>
           <w:rPr>
             <w:b/>
@@ -1492,7 +1492,7 @@
         </w:numPr>
         <w:spacing w:after="20"/>
       </w:pPr>
-      <w:hyperlink w:history="1" r:id="rIdbdgtbuwear7qjra7mc1tr">
+      <w:hyperlink w:history="1" r:id="rIdeyjfz_2cjcgxljxhbb3lr">
         <w:r>
           <w:rPr>
             <w:b/>
@@ -1524,7 +1524,7 @@
         </w:numPr>
         <w:spacing w:after="20"/>
       </w:pPr>
-      <w:hyperlink w:history="1" r:id="rIdbgqd6amgkokgg7y1wsoca">
+      <w:hyperlink w:history="1" r:id="rId8u0mjb7rsizf0pa70qzbi">
         <w:r>
           <w:rPr>
             <w:b/>
@@ -1692,7 +1692,7 @@
         </w:numPr>
         <w:spacing w:after="20"/>
       </w:pPr>
-      <w:hyperlink w:history="1" r:id="rIdnoeyv50qtur6nmlkcifqj">
+      <w:hyperlink w:history="1" r:id="rIddy7kzazu8r9y8brirgzxq">
         <w:r>
           <w:rPr>
             <w:b/>
@@ -1724,7 +1724,7 @@
         </w:numPr>
         <w:spacing w:after="20"/>
       </w:pPr>
-      <w:hyperlink w:history="1" r:id="rIdpodoulrpetzqbftfs_xwj">
+      <w:hyperlink w:history="1" r:id="rId2yjhyulsqi-shuhscn9ih">
         <w:r>
           <w:rPr>
             <w:b/>
@@ -1772,7 +1772,7 @@
         </w:numPr>
         <w:spacing w:after="20"/>
       </w:pPr>
-      <w:hyperlink w:history="1" r:id="rId-_6clweihlzvsq_g0eh2u">
+      <w:hyperlink w:history="1" r:id="rIdxh7cdzfk25zknqfpr9eb8">
         <w:r>
           <w:rPr>
             <w:b/>
@@ -1804,7 +1804,7 @@
         </w:numPr>
         <w:spacing w:after="20"/>
       </w:pPr>
-      <w:hyperlink w:history="1" r:id="rIdamc84jeukjrnf4eizxxgf">
+      <w:hyperlink w:history="1" r:id="rIdwqb_yhjtirckefjlfan-j">
         <w:r>
           <w:rPr>
             <w:b/>
@@ -1836,7 +1836,7 @@
         </w:numPr>
         <w:spacing w:after="20"/>
       </w:pPr>
-      <w:hyperlink w:history="1" r:id="rIddj63vvjnvzpcfa5xiagtf">
+      <w:hyperlink w:history="1" r:id="rIdsh_y0nr9o7vkjr9od5wks">
         <w:r>
           <w:rPr>
             <w:b/>
@@ -1898,7 +1898,7 @@
         </w:numPr>
         <w:spacing w:after="20"/>
       </w:pPr>
-      <w:hyperlink w:history="1" r:id="rIdyihmjhiuz96k2pzhdrsqh">
+      <w:hyperlink w:history="1" r:id="rIdh_ebzbh_h566bo_vqxwgs">
         <w:r>
           <w:rPr>
             <w:b/>
@@ -1930,7 +1930,7 @@
         </w:numPr>
         <w:spacing w:after="20"/>
       </w:pPr>
-      <w:hyperlink w:history="1" r:id="rIdrruy3kihgz3qqonsr9_u5">
+      <w:hyperlink w:history="1" r:id="rIdscyjlkheqn6wso5fytuzt">
         <w:r>
           <w:rPr>
             <w:b/>
@@ -1978,7 +1978,7 @@
         </w:numPr>
         <w:spacing w:after="20"/>
       </w:pPr>
-      <w:hyperlink w:history="1" r:id="rIdo_wk6a5zh-kswz5rltga9">
+      <w:hyperlink w:history="1" r:id="rIduwqzfgx8v7-7cjap9ef57">
         <w:r>
           <w:rPr>
             <w:b/>
@@ -2010,7 +2010,7 @@
         </w:numPr>
         <w:spacing w:after="20"/>
       </w:pPr>
-      <w:hyperlink w:history="1" r:id="rIdyczkzqv-5o55qcedii3_m">
+      <w:hyperlink w:history="1" r:id="rIdna1f9o3prylcqtk1uw4bh">
         <w:r>
           <w:rPr>
             <w:b/>

--- a/latestCV/Maninder-Singh-Shopware-Developer.docx
+++ b/latestCV/Maninder-Singh-Shopware-Developer.docx
@@ -69,19 +69,17 @@
         </w:rPr>
         <w:t xml:space="preserve">  |  </w:t>
       </w:r>
-      <w:hyperlink w:history="1" r:id="rIdgtqxhzohr0dqxrbxn1ysy">
-        <w:r>
-          <w:rPr>
-            <w:b/>
-            <w:bCs/>
-            <w:color w:val="333333"/>
-            <w:sz w:val="20"/>
-            <w:szCs w:val="20"/>
-            <w:rFonts w:ascii="Calibri" w:cs="Calibri" w:eastAsia="Calibri" w:hAnsi="Calibri"/>
-          </w:rPr>
-          <w:t xml:space="preserve">maninder6005@gmail.com</w:t>
-        </w:r>
-      </w:hyperlink>
+      <w:r>
+        <w:rPr>
+          <w:b/>
+          <w:bCs/>
+          <w:color w:val="333333"/>
+          <w:sz w:val="20"/>
+          <w:szCs w:val="20"/>
+          <w:rFonts w:ascii="Calibri" w:cs="Calibri" w:eastAsia="Calibri" w:hAnsi="Calibri"/>
+        </w:rPr>
+        <w:t xml:space="preserve">maninder6005@gmail.com</w:t>
+      </w:r>
       <w:r>
         <w:rPr>
           <w:color w:val="B4A7D6"/>
@@ -91,19 +89,17 @@
         </w:rPr>
         <w:t xml:space="preserve">  |  </w:t>
       </w:r>
-      <w:hyperlink w:history="1" r:id="rIdfnbxcxmkuj_yudj3e1qhp">
-        <w:r>
-          <w:rPr>
-            <w:b/>
-            <w:bCs/>
-            <w:color w:val="333333"/>
-            <w:sz w:val="20"/>
-            <w:szCs w:val="20"/>
-            <w:rFonts w:ascii="Calibri" w:cs="Calibri" w:eastAsia="Calibri" w:hAnsi="Calibri"/>
-          </w:rPr>
-          <w:t xml:space="preserve">linkedin.com/in/maninder0000</w:t>
-        </w:r>
-      </w:hyperlink>
+      <w:r>
+        <w:rPr>
+          <w:b/>
+          <w:bCs/>
+          <w:color w:val="333333"/>
+          <w:sz w:val="20"/>
+          <w:szCs w:val="20"/>
+          <w:rFonts w:ascii="Calibri" w:cs="Calibri" w:eastAsia="Calibri" w:hAnsi="Calibri"/>
+        </w:rPr>
+        <w:t xml:space="preserve">linkedin.com/in/maninder0000</w:t>
+      </w:r>
       <w:r>
         <w:rPr>
           <w:color w:val="B4A7D6"/>
@@ -1140,19 +1136,17 @@
         </w:numPr>
         <w:spacing w:after="20"/>
       </w:pPr>
-      <w:hyperlink w:history="1" r:id="rIdxfaily5gs9k-ex-_nccdd">
-        <w:r>
-          <w:rPr>
-            <w:b/>
-            <w:bCs/>
-            <w:color w:val="5B4B8A"/>
-            <w:sz w:val="20"/>
-            <w:szCs w:val="20"/>
-            <w:rFonts w:ascii="Calibri" w:cs="Calibri" w:eastAsia="Calibri" w:hAnsi="Calibri"/>
-          </w:rPr>
-          <w:t xml:space="preserve">koffer-to-go.de</w:t>
-        </w:r>
-      </w:hyperlink>
+      <w:r>
+        <w:rPr>
+          <w:b/>
+          <w:bCs/>
+          <w:color w:val="5B4B8A"/>
+          <w:sz w:val="20"/>
+          <w:szCs w:val="20"/>
+          <w:rFonts w:ascii="Calibri" w:cs="Calibri" w:eastAsia="Calibri" w:hAnsi="Calibri"/>
+        </w:rPr>
+        <w:t xml:space="preserve">koffer-to-go.de</w:t>
+      </w:r>
       <w:r>
         <w:rPr>
           <w:color w:val="222222"/>
@@ -1172,19 +1166,17 @@
         </w:numPr>
         <w:spacing w:after="20"/>
       </w:pPr>
-      <w:hyperlink w:history="1" r:id="rId-_2_20wsjoaw0sod3gkry">
-        <w:r>
-          <w:rPr>
-            <w:b/>
-            <w:bCs/>
-            <w:color w:val="5B4B8A"/>
-            <w:sz w:val="20"/>
-            <w:szCs w:val="20"/>
-            <w:rFonts w:ascii="Calibri" w:cs="Calibri" w:eastAsia="Calibri" w:hAnsi="Calibri"/>
-          </w:rPr>
-          <w:t xml:space="preserve">frostkrone.de</w:t>
-        </w:r>
-      </w:hyperlink>
+      <w:r>
+        <w:rPr>
+          <w:b/>
+          <w:bCs/>
+          <w:color w:val="5B4B8A"/>
+          <w:sz w:val="20"/>
+          <w:szCs w:val="20"/>
+          <w:rFonts w:ascii="Calibri" w:cs="Calibri" w:eastAsia="Calibri" w:hAnsi="Calibri"/>
+        </w:rPr>
+        <w:t xml:space="preserve">frostkrone.de</w:t>
+      </w:r>
       <w:r>
         <w:rPr>
           <w:color w:val="222222"/>
@@ -1204,19 +1196,17 @@
         </w:numPr>
         <w:spacing w:after="20"/>
       </w:pPr>
-      <w:hyperlink w:history="1" r:id="rIdeuymr7xwfhd14yvmm9ksc">
-        <w:r>
-          <w:rPr>
-            <w:b/>
-            <w:bCs/>
-            <w:color w:val="5B4B8A"/>
-            <w:sz w:val="20"/>
-            <w:szCs w:val="20"/>
-            <w:rFonts w:ascii="Calibri" w:cs="Calibri" w:eastAsia="Calibri" w:hAnsi="Calibri"/>
-          </w:rPr>
-          <w:t xml:space="preserve">meentzen.de</w:t>
-        </w:r>
-      </w:hyperlink>
+      <w:r>
+        <w:rPr>
+          <w:b/>
+          <w:bCs/>
+          <w:color w:val="5B4B8A"/>
+          <w:sz w:val="20"/>
+          <w:szCs w:val="20"/>
+          <w:rFonts w:ascii="Calibri" w:cs="Calibri" w:eastAsia="Calibri" w:hAnsi="Calibri"/>
+        </w:rPr>
+        <w:t xml:space="preserve">meentzen.de</w:t>
+      </w:r>
       <w:r>
         <w:rPr>
           <w:color w:val="222222"/>
@@ -1236,19 +1226,17 @@
         </w:numPr>
         <w:spacing w:after="20"/>
       </w:pPr>
-      <w:hyperlink w:history="1" r:id="rIda0whykjn_sygzn011lfgj">
-        <w:r>
-          <w:rPr>
-            <w:b/>
-            <w:bCs/>
-            <w:color w:val="5B4B8A"/>
-            <w:sz w:val="20"/>
-            <w:szCs w:val="20"/>
-            <w:rFonts w:ascii="Calibri" w:cs="Calibri" w:eastAsia="Calibri" w:hAnsi="Calibri"/>
-          </w:rPr>
-          <w:t xml:space="preserve">rbb-online-shop.de</w:t>
-        </w:r>
-      </w:hyperlink>
+      <w:r>
+        <w:rPr>
+          <w:b/>
+          <w:bCs/>
+          <w:color w:val="5B4B8A"/>
+          <w:sz w:val="20"/>
+          <w:szCs w:val="20"/>
+          <w:rFonts w:ascii="Calibri" w:cs="Calibri" w:eastAsia="Calibri" w:hAnsi="Calibri"/>
+        </w:rPr>
+        <w:t xml:space="preserve">rbb-online-shop.de</w:t>
+      </w:r>
       <w:r>
         <w:rPr>
           <w:color w:val="222222"/>
@@ -1268,19 +1256,17 @@
         </w:numPr>
         <w:spacing w:after="20"/>
       </w:pPr>
-      <w:hyperlink w:history="1" r:id="rIdlihy5ny4h0whgdhfccw_4">
-        <w:r>
-          <w:rPr>
-            <w:b/>
-            <w:bCs/>
-            <w:color w:val="5B4B8A"/>
-            <w:sz w:val="20"/>
-            <w:szCs w:val="20"/>
-            <w:rFonts w:ascii="Calibri" w:cs="Calibri" w:eastAsia="Calibri" w:hAnsi="Calibri"/>
-          </w:rPr>
-          <w:t xml:space="preserve">sassyclassy.de</w:t>
-        </w:r>
-      </w:hyperlink>
+      <w:r>
+        <w:rPr>
+          <w:b/>
+          <w:bCs/>
+          <w:color w:val="5B4B8A"/>
+          <w:sz w:val="20"/>
+          <w:szCs w:val="20"/>
+          <w:rFonts w:ascii="Calibri" w:cs="Calibri" w:eastAsia="Calibri" w:hAnsi="Calibri"/>
+        </w:rPr>
+        <w:t xml:space="preserve">sassyclassy.de</w:t>
+      </w:r>
       <w:r>
         <w:rPr>
           <w:color w:val="222222"/>
@@ -1300,19 +1286,17 @@
         </w:numPr>
         <w:spacing w:after="20"/>
       </w:pPr>
-      <w:hyperlink w:history="1" r:id="rIdgn6-lizoneruzjalnm0km">
-        <w:r>
-          <w:rPr>
-            <w:b/>
-            <w:bCs/>
-            <w:color w:val="5B4B8A"/>
-            <w:sz w:val="20"/>
-            <w:szCs w:val="20"/>
-            <w:rFonts w:ascii="Calibri" w:cs="Calibri" w:eastAsia="Calibri" w:hAnsi="Calibri"/>
-          </w:rPr>
-          <w:t xml:space="preserve">val-store.com</w:t>
-        </w:r>
-      </w:hyperlink>
+      <w:r>
+        <w:rPr>
+          <w:b/>
+          <w:bCs/>
+          <w:color w:val="5B4B8A"/>
+          <w:sz w:val="20"/>
+          <w:szCs w:val="20"/>
+          <w:rFonts w:ascii="Calibri" w:cs="Calibri" w:eastAsia="Calibri" w:hAnsi="Calibri"/>
+        </w:rPr>
+        <w:t xml:space="preserve">val-store.com</w:t>
+      </w:r>
       <w:r>
         <w:rPr>
           <w:color w:val="222222"/>
@@ -1348,19 +1332,17 @@
         </w:numPr>
         <w:spacing w:after="20"/>
       </w:pPr>
-      <w:hyperlink w:history="1" r:id="rIdpv5kac1d55yntmhimvv7e">
-        <w:r>
-          <w:rPr>
-            <w:b/>
-            <w:bCs/>
-            <w:color w:val="5B4B8A"/>
-            <w:sz w:val="20"/>
-            <w:szCs w:val="20"/>
-            <w:rFonts w:ascii="Calibri" w:cs="Calibri" w:eastAsia="Calibri" w:hAnsi="Calibri"/>
-          </w:rPr>
-          <w:t xml:space="preserve">app.missionalagents.com</w:t>
-        </w:r>
-      </w:hyperlink>
+      <w:r>
+        <w:rPr>
+          <w:b/>
+          <w:bCs/>
+          <w:color w:val="5B4B8A"/>
+          <w:sz w:val="20"/>
+          <w:szCs w:val="20"/>
+          <w:rFonts w:ascii="Calibri" w:cs="Calibri" w:eastAsia="Calibri" w:hAnsi="Calibri"/>
+        </w:rPr>
+        <w:t xml:space="preserve">app.missionalagents.com</w:t>
+      </w:r>
       <w:r>
         <w:rPr>
           <w:color w:val="222222"/>
@@ -1380,19 +1362,17 @@
         </w:numPr>
         <w:spacing w:after="20"/>
       </w:pPr>
-      <w:hyperlink w:history="1" r:id="rIduenogc-mjdt9hxwigxpbx">
-        <w:r>
-          <w:rPr>
-            <w:b/>
-            <w:bCs/>
-            <w:color w:val="5B4B8A"/>
-            <w:sz w:val="20"/>
-            <w:szCs w:val="20"/>
-            <w:rFonts w:ascii="Calibri" w:cs="Calibri" w:eastAsia="Calibri" w:hAnsi="Calibri"/>
-          </w:rPr>
-          <w:t xml:space="preserve">providerpassport.io</w:t>
-        </w:r>
-      </w:hyperlink>
+      <w:r>
+        <w:rPr>
+          <w:b/>
+          <w:bCs/>
+          <w:color w:val="5B4B8A"/>
+          <w:sz w:val="20"/>
+          <w:szCs w:val="20"/>
+          <w:rFonts w:ascii="Calibri" w:cs="Calibri" w:eastAsia="Calibri" w:hAnsi="Calibri"/>
+        </w:rPr>
+        <w:t xml:space="preserve">providerpassport.io</w:t>
+      </w:r>
       <w:r>
         <w:rPr>
           <w:color w:val="222222"/>
@@ -1412,19 +1392,17 @@
         </w:numPr>
         <w:spacing w:after="20"/>
       </w:pPr>
-      <w:hyperlink w:history="1" r:id="rIdq-pos2ucjf8_mldsrdvqk">
-        <w:r>
-          <w:rPr>
-            <w:b/>
-            <w:bCs/>
-            <w:color w:val="5B4B8A"/>
-            <w:sz w:val="20"/>
-            <w:szCs w:val="20"/>
-            <w:rFonts w:ascii="Calibri" w:cs="Calibri" w:eastAsia="Calibri" w:hAnsi="Calibri"/>
-          </w:rPr>
-          <w:t xml:space="preserve">staff.mca.ca</w:t>
-        </w:r>
-      </w:hyperlink>
+      <w:r>
+        <w:rPr>
+          <w:b/>
+          <w:bCs/>
+          <w:color w:val="5B4B8A"/>
+          <w:sz w:val="20"/>
+          <w:szCs w:val="20"/>
+          <w:rFonts w:ascii="Calibri" w:cs="Calibri" w:eastAsia="Calibri" w:hAnsi="Calibri"/>
+        </w:rPr>
+        <w:t xml:space="preserve">staff.mca.ca</w:t>
+      </w:r>
       <w:r>
         <w:rPr>
           <w:color w:val="222222"/>
@@ -1460,19 +1438,17 @@
         </w:numPr>
         <w:spacing w:after="20"/>
       </w:pPr>
-      <w:hyperlink w:history="1" r:id="rIdz22airmzkxruntrtlddl7">
-        <w:r>
-          <w:rPr>
-            <w:b/>
-            <w:bCs/>
-            <w:color w:val="5B4B8A"/>
-            <w:sz w:val="20"/>
-            <w:szCs w:val="20"/>
-            <w:rFonts w:ascii="Calibri" w:cs="Calibri" w:eastAsia="Calibri" w:hAnsi="Calibri"/>
-          </w:rPr>
-          <w:t xml:space="preserve">schmetterling.de</w:t>
-        </w:r>
-      </w:hyperlink>
+      <w:r>
+        <w:rPr>
+          <w:b/>
+          <w:bCs/>
+          <w:color w:val="5B4B8A"/>
+          <w:sz w:val="20"/>
+          <w:szCs w:val="20"/>
+          <w:rFonts w:ascii="Calibri" w:cs="Calibri" w:eastAsia="Calibri" w:hAnsi="Calibri"/>
+        </w:rPr>
+        <w:t xml:space="preserve">schmetterling.de</w:t>
+      </w:r>
       <w:r>
         <w:rPr>
           <w:color w:val="222222"/>
@@ -1492,19 +1468,17 @@
         </w:numPr>
         <w:spacing w:after="20"/>
       </w:pPr>
-      <w:hyperlink w:history="1" r:id="rIdeyjfz_2cjcgxljxhbb3lr">
-        <w:r>
-          <w:rPr>
-            <w:b/>
-            <w:bCs/>
-            <w:color w:val="5B4B8A"/>
-            <w:sz w:val="20"/>
-            <w:szCs w:val="20"/>
-            <w:rFonts w:ascii="Calibri" w:cs="Calibri" w:eastAsia="Calibri" w:hAnsi="Calibri"/>
-          </w:rPr>
-          <w:t xml:space="preserve">locumbay.com</w:t>
-        </w:r>
-      </w:hyperlink>
+      <w:r>
+        <w:rPr>
+          <w:b/>
+          <w:bCs/>
+          <w:color w:val="5B4B8A"/>
+          <w:sz w:val="20"/>
+          <w:szCs w:val="20"/>
+          <w:rFonts w:ascii="Calibri" w:cs="Calibri" w:eastAsia="Calibri" w:hAnsi="Calibri"/>
+        </w:rPr>
+        <w:t xml:space="preserve">locumbay.com</w:t>
+      </w:r>
       <w:r>
         <w:rPr>
           <w:color w:val="222222"/>
@@ -1524,19 +1498,17 @@
         </w:numPr>
         <w:spacing w:after="20"/>
       </w:pPr>
-      <w:hyperlink w:history="1" r:id="rId8u0mjb7rsizf0pa70qzbi">
-        <w:r>
-          <w:rPr>
-            <w:b/>
-            <w:bCs/>
-            <w:color w:val="5B4B8A"/>
-            <w:sz w:val="20"/>
-            <w:szCs w:val="20"/>
-            <w:rFonts w:ascii="Calibri" w:cs="Calibri" w:eastAsia="Calibri" w:hAnsi="Calibri"/>
-          </w:rPr>
-          <w:t xml:space="preserve">local-brand-x.com</w:t>
-        </w:r>
-      </w:hyperlink>
+      <w:r>
+        <w:rPr>
+          <w:b/>
+          <w:bCs/>
+          <w:color w:val="5B4B8A"/>
+          <w:sz w:val="20"/>
+          <w:szCs w:val="20"/>
+          <w:rFonts w:ascii="Calibri" w:cs="Calibri" w:eastAsia="Calibri" w:hAnsi="Calibri"/>
+        </w:rPr>
+        <w:t xml:space="preserve">local-brand-x.com</w:t>
+      </w:r>
       <w:r>
         <w:rPr>
           <w:color w:val="222222"/>
@@ -1692,19 +1664,17 @@
         </w:numPr>
         <w:spacing w:after="20"/>
       </w:pPr>
-      <w:hyperlink w:history="1" r:id="rIddy7kzazu8r9y8brirgzxq">
-        <w:r>
-          <w:rPr>
-            <w:b/>
-            <w:bCs/>
-            <w:color w:val="5B4B8A"/>
-            <w:sz w:val="20"/>
-            <w:szCs w:val="20"/>
-            <w:rFonts w:ascii="Calibri" w:cs="Calibri" w:eastAsia="Calibri" w:hAnsi="Calibri"/>
-          </w:rPr>
-          <w:t xml:space="preserve">Guild</w:t>
-        </w:r>
-      </w:hyperlink>
+      <w:r>
+        <w:rPr>
+          <w:b/>
+          <w:bCs/>
+          <w:color w:val="5B4B8A"/>
+          <w:sz w:val="20"/>
+          <w:szCs w:val="20"/>
+          <w:rFonts w:ascii="Calibri" w:cs="Calibri" w:eastAsia="Calibri" w:hAnsi="Calibri"/>
+        </w:rPr>
+        <w:t xml:space="preserve">Guild</w:t>
+      </w:r>
       <w:r>
         <w:rPr>
           <w:color w:val="222222"/>
@@ -1724,19 +1694,17 @@
         </w:numPr>
         <w:spacing w:after="20"/>
       </w:pPr>
-      <w:hyperlink w:history="1" r:id="rId2yjhyulsqi-shuhscn9ih">
-        <w:r>
-          <w:rPr>
-            <w:b/>
-            <w:bCs/>
-            <w:color w:val="5B4B8A"/>
-            <w:sz w:val="20"/>
-            <w:szCs w:val="20"/>
-            <w:rFonts w:ascii="Calibri" w:cs="Calibri" w:eastAsia="Calibri" w:hAnsi="Calibri"/>
-          </w:rPr>
-          <w:t xml:space="preserve">triceraprint.com</w:t>
-        </w:r>
-      </w:hyperlink>
+      <w:r>
+        <w:rPr>
+          <w:b/>
+          <w:bCs/>
+          <w:color w:val="5B4B8A"/>
+          <w:sz w:val="20"/>
+          <w:szCs w:val="20"/>
+          <w:rFonts w:ascii="Calibri" w:cs="Calibri" w:eastAsia="Calibri" w:hAnsi="Calibri"/>
+        </w:rPr>
+        <w:t xml:space="preserve">triceraprint.com</w:t>
+      </w:r>
       <w:r>
         <w:rPr>
           <w:color w:val="222222"/>
@@ -1772,19 +1740,17 @@
         </w:numPr>
         <w:spacing w:after="20"/>
       </w:pPr>
-      <w:hyperlink w:history="1" r:id="rIdxh7cdzfk25zknqfpr9eb8">
-        <w:r>
-          <w:rPr>
-            <w:b/>
-            <w:bCs/>
-            <w:color w:val="5B4B8A"/>
-            <w:sz w:val="20"/>
-            <w:szCs w:val="20"/>
-            <w:rFonts w:ascii="Calibri" w:cs="Calibri" w:eastAsia="Calibri" w:hAnsi="Calibri"/>
-          </w:rPr>
-          <w:t xml:space="preserve">wpempirebuilder.com</w:t>
-        </w:r>
-      </w:hyperlink>
+      <w:r>
+        <w:rPr>
+          <w:b/>
+          <w:bCs/>
+          <w:color w:val="5B4B8A"/>
+          <w:sz w:val="20"/>
+          <w:szCs w:val="20"/>
+          <w:rFonts w:ascii="Calibri" w:cs="Calibri" w:eastAsia="Calibri" w:hAnsi="Calibri"/>
+        </w:rPr>
+        <w:t xml:space="preserve">wpempirebuilder.com</w:t>
+      </w:r>
       <w:r>
         <w:rPr>
           <w:color w:val="222222"/>
@@ -1804,19 +1770,17 @@
         </w:numPr>
         <w:spacing w:after="20"/>
       </w:pPr>
-      <w:hyperlink w:history="1" r:id="rIdwqb_yhjtirckefjlfan-j">
-        <w:r>
-          <w:rPr>
-            <w:b/>
-            <w:bCs/>
-            <w:color w:val="5B4B8A"/>
-            <w:sz w:val="20"/>
-            <w:szCs w:val="20"/>
-            <w:rFonts w:ascii="Calibri" w:cs="Calibri" w:eastAsia="Calibri" w:hAnsi="Calibri"/>
-          </w:rPr>
-          <w:t xml:space="preserve">giladlab.uchicago.edu</w:t>
-        </w:r>
-      </w:hyperlink>
+      <w:r>
+        <w:rPr>
+          <w:b/>
+          <w:bCs/>
+          <w:color w:val="5B4B8A"/>
+          <w:sz w:val="20"/>
+          <w:szCs w:val="20"/>
+          <w:rFonts w:ascii="Calibri" w:cs="Calibri" w:eastAsia="Calibri" w:hAnsi="Calibri"/>
+        </w:rPr>
+        <w:t xml:space="preserve">giladlab.uchicago.edu</w:t>
+      </w:r>
       <w:r>
         <w:rPr>
           <w:color w:val="222222"/>
@@ -1836,19 +1800,17 @@
         </w:numPr>
         <w:spacing w:after="20"/>
       </w:pPr>
-      <w:hyperlink w:history="1" r:id="rIdsh_y0nr9o7vkjr9od5wks">
-        <w:r>
-          <w:rPr>
-            <w:b/>
-            <w:bCs/>
-            <w:color w:val="5B4B8A"/>
-            <w:sz w:val="20"/>
-            <w:szCs w:val="20"/>
-            <w:rFonts w:ascii="Calibri" w:cs="Calibri" w:eastAsia="Calibri" w:hAnsi="Calibri"/>
-          </w:rPr>
-          <w:t xml:space="preserve">chronotek.net</w:t>
-        </w:r>
-      </w:hyperlink>
+      <w:r>
+        <w:rPr>
+          <w:b/>
+          <w:bCs/>
+          <w:color w:val="5B4B8A"/>
+          <w:sz w:val="20"/>
+          <w:szCs w:val="20"/>
+          <w:rFonts w:ascii="Calibri" w:cs="Calibri" w:eastAsia="Calibri" w:hAnsi="Calibri"/>
+        </w:rPr>
+        <w:t xml:space="preserve">chronotek.net</w:t>
+      </w:r>
       <w:r>
         <w:rPr>
           <w:color w:val="222222"/>
@@ -1898,19 +1860,17 @@
         </w:numPr>
         <w:spacing w:after="20"/>
       </w:pPr>
-      <w:hyperlink w:history="1" r:id="rIdh_ebzbh_h566bo_vqxwgs">
-        <w:r>
-          <w:rPr>
-            <w:b/>
-            <w:bCs/>
-            <w:color w:val="5B4B8A"/>
-            <w:sz w:val="20"/>
-            <w:szCs w:val="20"/>
-            <w:rFonts w:ascii="Calibri" w:cs="Calibri" w:eastAsia="Calibri" w:hAnsi="Calibri"/>
-          </w:rPr>
-          <w:t xml:space="preserve">porterandyork.com</w:t>
-        </w:r>
-      </w:hyperlink>
+      <w:r>
+        <w:rPr>
+          <w:b/>
+          <w:bCs/>
+          <w:color w:val="5B4B8A"/>
+          <w:sz w:val="20"/>
+          <w:szCs w:val="20"/>
+          <w:rFonts w:ascii="Calibri" w:cs="Calibri" w:eastAsia="Calibri" w:hAnsi="Calibri"/>
+        </w:rPr>
+        <w:t xml:space="preserve">porterandyork.com</w:t>
+      </w:r>
       <w:r>
         <w:rPr>
           <w:color w:val="222222"/>
@@ -1930,19 +1890,17 @@
         </w:numPr>
         <w:spacing w:after="20"/>
       </w:pPr>
-      <w:hyperlink w:history="1" r:id="rIdscyjlkheqn6wso5fytuzt">
-        <w:r>
-          <w:rPr>
-            <w:b/>
-            <w:bCs/>
-            <w:color w:val="5B4B8A"/>
-            <w:sz w:val="20"/>
-            <w:szCs w:val="20"/>
-            <w:rFonts w:ascii="Calibri" w:cs="Calibri" w:eastAsia="Calibri" w:hAnsi="Calibri"/>
-          </w:rPr>
-          <w:t xml:space="preserve">bluestarcoffeeroasters.com</w:t>
-        </w:r>
-      </w:hyperlink>
+      <w:r>
+        <w:rPr>
+          <w:b/>
+          <w:bCs/>
+          <w:color w:val="5B4B8A"/>
+          <w:sz w:val="20"/>
+          <w:szCs w:val="20"/>
+          <w:rFonts w:ascii="Calibri" w:cs="Calibri" w:eastAsia="Calibri" w:hAnsi="Calibri"/>
+        </w:rPr>
+        <w:t xml:space="preserve">bluestarcoffeeroasters.com</w:t>
+      </w:r>
       <w:r>
         <w:rPr>
           <w:color w:val="222222"/>
@@ -1978,19 +1936,17 @@
         </w:numPr>
         <w:spacing w:after="20"/>
       </w:pPr>
-      <w:hyperlink w:history="1" r:id="rIduwqzfgx8v7-7cjap9ef57">
-        <w:r>
-          <w:rPr>
-            <w:b/>
-            <w:bCs/>
-            <w:color w:val="5B4B8A"/>
-            <w:sz w:val="20"/>
-            <w:szCs w:val="20"/>
-            <w:rFonts w:ascii="Calibri" w:cs="Calibri" w:eastAsia="Calibri" w:hAnsi="Calibri"/>
-          </w:rPr>
-          <w:t xml:space="preserve">whatisblik.com</w:t>
-        </w:r>
-      </w:hyperlink>
+      <w:r>
+        <w:rPr>
+          <w:b/>
+          <w:bCs/>
+          <w:color w:val="5B4B8A"/>
+          <w:sz w:val="20"/>
+          <w:szCs w:val="20"/>
+          <w:rFonts w:ascii="Calibri" w:cs="Calibri" w:eastAsia="Calibri" w:hAnsi="Calibri"/>
+        </w:rPr>
+        <w:t xml:space="preserve">whatisblik.com</w:t>
+      </w:r>
       <w:r>
         <w:rPr>
           <w:color w:val="222222"/>
@@ -2010,19 +1966,17 @@
         </w:numPr>
         <w:spacing w:after="20"/>
       </w:pPr>
-      <w:hyperlink w:history="1" r:id="rIdna1f9o3prylcqtk1uw4bh">
-        <w:r>
-          <w:rPr>
-            <w:b/>
-            <w:bCs/>
-            <w:color w:val="5B4B8A"/>
-            <w:sz w:val="20"/>
-            <w:szCs w:val="20"/>
-            <w:rFonts w:ascii="Calibri" w:cs="Calibri" w:eastAsia="Calibri" w:hAnsi="Calibri"/>
-          </w:rPr>
-          <w:t xml:space="preserve">zinus.com</w:t>
-        </w:r>
-      </w:hyperlink>
+      <w:r>
+        <w:rPr>
+          <w:b/>
+          <w:bCs/>
+          <w:color w:val="5B4B8A"/>
+          <w:sz w:val="20"/>
+          <w:szCs w:val="20"/>
+          <w:rFonts w:ascii="Calibri" w:cs="Calibri" w:eastAsia="Calibri" w:hAnsi="Calibri"/>
+        </w:rPr>
+        <w:t xml:space="preserve">zinus.com</w:t>
+      </w:r>
       <w:r>
         <w:rPr>
           <w:color w:val="222222"/>
